--- a/_workspace/books/samantha/samantha.docx
+++ b/_workspace/books/samantha/samantha.docx
@@ -81,7 +81,11 @@
     </w:p>
     <w:p>
       <w:r>
-        <w:t>She waited three agonizing seconds, then rapidly punched in the phone number printed on the payphone's metal placard. She slammed the receiver back onto the hook and sprinted back to the car, sliding into the backseat and pulling the door shut just seconds before the men walked out of the store.</w:t>
+        <w:t xml:space="preserve">She waited three agonizing seconds, then rapidly punched in the phone number printed on the payphone's metal placard. She slammed the receiver back onto the hook and sprinted </w:t>
+      </w:r>
+      <w:r>
+        <w:lastRenderedPageBreak/>
+        <w:t>back to the car, sliding into the backseat and pulling the door shut just seconds before the men walked out of the store.</w:t>
       </w:r>
     </w:p>
     <w:p>
@@ -189,6 +193,7 @@
           <w:i/>
           <w:iCs/>
         </w:rPr>
+        <w:lastRenderedPageBreak/>
         <w:t>"Please state your name after the tone,"</w:t>
       </w:r>
       <w:r>
@@ -275,6 +280,7 @@
     </w:p>
     <w:p>
       <w:r>
+        <w:lastRenderedPageBreak/>
         <w:t>As Thomas turned away from me, Samantha lunged. She threw her entire body weight at him, her fingernails tearing fiercely at his forearm, trying to put herself between them and me.</w:t>
       </w:r>
     </w:p>
@@ -335,6 +341,7 @@
     </w:p>
     <w:p>
       <w:r>
+        <w:lastRenderedPageBreak/>
         <w:t>The illuminated gap at the bottom of the door was our only metric for time. I watched the dust motes drift through the thin slice of yellow light. I didn't know what time it was, but I knew the night was stretching endlessly.</w:t>
       </w:r>
     </w:p>
@@ -424,6 +431,7 @@
     </w:p>
     <w:p>
       <w:r>
+        <w:lastRenderedPageBreak/>
         <w:t>They turned their backs on us and stomped down the short hallway toward the main living area. From my spot on the bedroom floor, looking straight down the corridor, I had a clear line of sight to the front entrance.</w:t>
       </w:r>
     </w:p>
@@ -484,7 +492,11 @@
     </w:p>
     <w:p>
       <w:r>
-        <w:t>Abbey and Sarah stepped aggressively into the men’s space. At six-foot-four, the twins completely eclipsed the overhead light. It wasn't just their height; it was the impossible, suffocating density of their frames. They had spent years forging bodies of pure, unadulterated muscle, strictly refusing chemical enhancers, resulting in a terrifying, natural armor.</w:t>
+        <w:t xml:space="preserve">Abbey and Sarah stepped aggressively into the men’s space. At six-foot-four, the twins completely eclipsed the overhead light. It wasn't just their height; it was the impossible, </w:t>
+      </w:r>
+      <w:r>
+        <w:lastRenderedPageBreak/>
+        <w:t>suffocating density of their frames. They had spent years forging bodies of pure, unadulterated muscle, strictly refusing chemical enhancers, resulting in a terrifying, natural armor.</w:t>
       </w:r>
     </w:p>
     <w:p>
@@ -552,6 +564,7 @@
     </w:p>
     <w:p>
       <w:r>
+        <w:lastRenderedPageBreak/>
         <w:t>"Look, look, just hold on," Richard begged, his hands raised defensively, his knees buckling until he and Thomas practically collapsed into the two metal folding chairs in the center of the room. "We can explain. Let us explain—"</w:t>
       </w:r>
     </w:p>
@@ -618,6 +631,7 @@
     </w:p>
     <w:p>
       <w:r>
+        <w:lastRenderedPageBreak/>
         <w:t>Sarah stepped out from behind her sister. She leaned down, closing the distance until she was inches away from the trembling men.</w:t>
       </w:r>
     </w:p>
@@ -638,132 +652,200 @@
     </w:p>
     <w:p>
       <w:pPr>
+        <w:pStyle w:val="Heading2"/>
+      </w:pPr>
+      <w:r>
+        <w:t>Chapter 2: The Extraction (Monday, July 14, 1997)</w:t>
+      </w:r>
+    </w:p>
+    <w:p>
+      <w:pPr>
         <w:pStyle w:val="Heading3"/>
       </w:pPr>
       <w:r>
-        <w:t xml:space="preserve">Part </w:t>
-      </w:r>
-      <w:r>
-        <w:t>4</w:t>
-      </w:r>
-      <w:r>
-        <w:t>: The Extraction – 11:45 PM</w:t>
-      </w:r>
-    </w:p>
-    <w:p>
-      <w:r>
-        <w:t>The heavy wooden door of the cinderblock storage room creaked open.</w:t>
-      </w:r>
-    </w:p>
-    <w:p>
-      <w:r>
-        <w:t>Sarah stepped out first into the dim basement hallway. She calmly adjusted her wire-rimmed glasses, her expression as flat and unreadable as a placid lake. Abbey followed, her massive shoulders filling the doorframe one last time. She didn't look winded. Her custom navy shirt was perfectly intact. She paused, looking back into the shadows, before pulling the door shut with a quiet, terrifying finality.</w:t>
-      </w:r>
-    </w:p>
-    <w:p>
-      <w:r>
-        <w:t>In that brief, fractional second before the door clicked shut, I saw them.</w:t>
-      </w:r>
-    </w:p>
-    <w:p>
-      <w:r>
-        <w:t>Richard and Thomas were on the floor. They were alive, squirming against the cold concrete, but whatever arrogant, entitled cruelty had animated them my entire life was gone, completely shattered into a thousand irreparable pieces. I didn't need to know the specific mechanics of what my cousins had just done. I just looked at the absolute, unhinged terror radiating from my father and my uncle, and I knew with cold, absolute certainty that neither of those men would ever come within a hundred miles of me again.</w:t>
-      </w:r>
-    </w:p>
-    <w:p>
-      <w:r>
-        <w:t>The threat was permanently neutralized.</w:t>
-      </w:r>
-    </w:p>
-    <w:p>
-      <w:r>
-        <w:t>"We are leaving," Abbey commanded quietly.</w:t>
-      </w:r>
-    </w:p>
-    <w:p>
-      <w:r>
-        <w:t>Sarah took the rubber grips of my manual chair. We didn't run. There was no chaotic scramble to escape. We moved with the methodical, untouchable precision of a military extraction. We navigated the narrow basement hallway, ascended the stairs, and exited the house into the cool, thin air of the Appalachian Mountains.</w:t>
-      </w:r>
-    </w:p>
-    <w:p>
-      <w:r>
-        <w:t>Abbey’s sedan was parked at the edge of the driveway, idling in the dark.</w:t>
-      </w:r>
-    </w:p>
-    <w:p>
-      <w:r>
-        <w:t>Sarah popped the rear door and locked my chair’s brakes on the gravel. Abbey reached down and, with that same fluid, mechanical grace that required absolutely zero momentum, scooped my fragile body up against her broad, impenetrable chest. She deposited me gently into the backseat.</w:t>
-      </w:r>
-    </w:p>
-    <w:p>
-      <w:r>
-        <w:t>Samantha slid in right beside me. She wrapped her arms around my shoulders, pressing her side against mine. It was the deep-pressure regulation I needed to keep my central nervous system from redlining after the sheer adrenaline of the night.</w:t>
-      </w:r>
-    </w:p>
-    <w:p>
-      <w:r>
-        <w:t>Sarah folded my heavy custom chair and loaded it into the trunk, then climbed into the front passenger seat. Abbey slid behind the wheel. The suspension of the sedan noticeably dipped as the twins settled their immense, muscular frames into the front cabin.</w:t>
-      </w:r>
-    </w:p>
-    <w:p>
-      <w:r>
-        <w:t>Abbey shifted the car into drive, and the tires crunched over the gravel. We pulled out of the driveway, leaving the house, the mountains, and the nightmare behind us in the dark.</w:t>
-      </w:r>
-    </w:p>
-    <w:p>
-      <w:r>
-        <w:t>I leaned my head against Samantha’s shoulder as the car wound its way down the winding mountain roads. We were heading east, leaving the jagged peaks of the Appalachians and crossing into the vast, dark expanse of the Shenandoah Valley.</w:t>
-      </w:r>
-    </w:p>
-    <w:p>
-      <w:r>
-        <w:t>It was a long drive. Abbey drove with heavy, relentless focus, the engine humming a low, steady drone that slowly lulled my exhausted brain. Sarah sat in the passenger seat, the tactician constantly checking the mirrors and navigating the highway signs as we pushed through the dead of night.</w:t>
-      </w:r>
-    </w:p>
-    <w:p>
-      <w:r>
-        <w:t>I didn't sleep, but for the first time in my eleven years of life, my muscles weren't locked in a state of hyper-vigilant terror. Staring at the backs of my towering cousins in the front seats, and feeling the steady breathing of my sister beside me, I realized the perimeter was finally closed.</w:t>
-      </w:r>
-    </w:p>
-    <w:p>
-      <w:r>
-        <w:t>Hours bled away. The elevation steadily dropped. The cool, thin mountain air bleeding through the vents was slowly replaced by the heavier, humid atmosphere of the coastal plains.</w:t>
-      </w:r>
-    </w:p>
-    <w:p>
-      <w:r>
-        <w:t>By the time the sky began to bruise with the dark purple of early morning, we were crossing city limits. We navigated through the quiet, sleeping streets of Virginia Beach.</w:t>
-      </w:r>
-    </w:p>
-    <w:p>
-      <w:r>
-        <w:t xml:space="preserve">Abbey turned the steering wheel, the tires rolling smoothly onto </w:t>
-      </w:r>
-      <w:proofErr w:type="spellStart"/>
-      <w:r>
-        <w:t>Rueger</w:t>
-      </w:r>
-      <w:proofErr w:type="spellEnd"/>
-      <w:r>
-        <w:t xml:space="preserve"> Street.</w:t>
-      </w:r>
-    </w:p>
-    <w:p>
-      <w:r>
-        <w:t>She pulled into the driveway of the second house on the left. It was a single-story home wrapped in clean, durable vinyl siding, standing out among the older, traditional builds on the block. The porch light was on. Inside, Grandmother Eleanor was waiting.</w:t>
-      </w:r>
-    </w:p>
-    <w:p>
-      <w:r>
-        <w:t>Abbey cut the engine. The vibrations faded, replaced by the quiet stillness of the coastal morning. We had made it to the fortress.</w:t>
-      </w:r>
-    </w:p>
-    <w:p>
-      <w:pPr>
-        <w:pStyle w:val="Heading2"/>
-      </w:pPr>
-      <w:r>
-        <w:t>Chapter 2: The Extraction (Monday, July 14, 1997)</w:t>
+        <w:t>Part 1: The Cumberland Gap – 12:05 AM</w:t>
+      </w:r>
+    </w:p>
+    <w:p>
+      <w:r>
+        <w:rPr>
+          <w:rFonts w:ascii="Aptos" w:eastAsia="Aptos" w:hAnsi="Aptos" w:cs="Aptos"/>
+        </w:rPr>
+        <w:t>The heavy wooden door to the cellar shut with a sickening thud, permanently sealing my father and my uncle in the dark.</w:t>
+      </w:r>
+    </w:p>
+    <w:p>
+      <w:r>
+        <w:rPr>
+          <w:rFonts w:ascii="Aptos" w:eastAsia="Aptos" w:hAnsi="Aptos" w:cs="Aptos"/>
+        </w:rPr>
+        <w:t>I couldn't stop crying. The tears were blinding, burning my eyes and soaking my face. My nervous system was completely shattered, leaving me utterly incapable of vocalizing a single sound. Every breath I took was a ragged, wet gasp that hitched painfully in my chest.</w:t>
+      </w:r>
+    </w:p>
+    <w:p>
+      <w:r>
+        <w:rPr>
+          <w:rFonts w:ascii="Aptos" w:eastAsia="Aptos" w:hAnsi="Aptos" w:cs="Aptos"/>
+        </w:rPr>
+        <w:t>"I've got him," Abbey’s voice was surprisingly gentle, a stark, jarring contrast to the terrifying malice she had just unleashed a minute prior.</w:t>
+      </w:r>
+    </w:p>
+    <w:p>
+      <w:r>
+        <w:rPr>
+          <w:rFonts w:ascii="Aptos" w:eastAsia="Aptos" w:hAnsi="Aptos" w:cs="Aptos"/>
+        </w:rPr>
+        <w:t>She bent down over my custom chair. With an effortless, fluid motion, she slid one massive arm under my knees and the other behind my back, lifting my rigid, thrashing body into the air as if I weighed absolutely nothing. I buried my face into the heavy, wet denim of her jacket.</w:t>
+      </w:r>
+    </w:p>
+    <w:p>
+      <w:r>
+        <w:rPr>
+          <w:rFonts w:ascii="Aptos" w:eastAsia="Aptos" w:hAnsi="Aptos" w:cs="Aptos"/>
+        </w:rPr>
+        <w:t>"Grab his chair," Sarah instructed Samantha, her voice clipped and entirely focused on the logistics of our escape. "We are leaving."</w:t>
+      </w:r>
+    </w:p>
+    <w:p>
+      <w:r>
+        <w:rPr>
+          <w:rFonts w:ascii="Aptos" w:eastAsia="Aptos" w:hAnsi="Aptos" w:cs="Aptos"/>
+        </w:rPr>
+        <w:t>Abbey carried me down the short hallway and through the ruined frame of the front door, stepping out into the violent Kentucky night. The storm was absolute chaos. The torrential downpour instantly soaked us, but Abbey tucked me tightly against her immensely broad chest, her towering frame acting as a physical shield against the biting wind and the rain.</w:t>
+      </w:r>
+    </w:p>
+    <w:p>
+      <w:r>
+        <w:rPr>
+          <w:rFonts w:ascii="Aptos" w:eastAsia="Aptos" w:hAnsi="Aptos" w:cs="Aptos"/>
+        </w:rPr>
+        <w:t>A sudden, deafening crack of thunder shook the ground.</w:t>
+      </w:r>
+    </w:p>
+    <w:p>
+      <w:r>
+        <w:rPr>
+          <w:rFonts w:ascii="Aptos" w:eastAsia="Aptos" w:hAnsi="Aptos" w:cs="Aptos"/>
+        </w:rPr>
+        <w:t xml:space="preserve">My entire body violently flinched, my limbs locking up as fresh terror spiked through my veins. I hated thunderstorms. The sudden, concussive noise always felt like a physical blow. But as I squeezed my eyes shut against the brilliant flash of lightning, Abbey just </w:t>
+      </w:r>
+      <w:r>
+        <w:rPr>
+          <w:rFonts w:ascii="Aptos" w:eastAsia="Aptos" w:hAnsi="Aptos" w:cs="Aptos"/>
+        </w:rPr>
+        <w:lastRenderedPageBreak/>
+        <w:t>tightened her grip, her massive arms providing an impenetrable, stabilizing barrier. I was terrified of the sky, but I implicitly trusted the titan holding me. Nothing was going to hurt me while I was in her arms.</w:t>
+      </w:r>
+    </w:p>
+    <w:p>
+      <w:r>
+        <w:rPr>
+          <w:rFonts w:ascii="Aptos" w:eastAsia="Aptos" w:hAnsi="Aptos" w:cs="Aptos"/>
+        </w:rPr>
+        <w:t>The twins’ heavy sedan was idling in the mud just a few yards away, the headlights cutting through the sheets of rain. Abbey pulled the rear passenger door open and carefully maneuvered me inside, setting me down gently in the dead center of the backseat.</w:t>
+      </w:r>
+    </w:p>
+    <w:p>
+      <w:r>
+        <w:rPr>
+          <w:rFonts w:ascii="Aptos" w:eastAsia="Aptos" w:hAnsi="Aptos" w:cs="Aptos"/>
+        </w:rPr>
+        <w:t>The interior of the car was a sanctuary. The heater was blasting, fighting back the damp chill of the mountains.</w:t>
+      </w:r>
+    </w:p>
+    <w:p>
+      <w:r>
+        <w:rPr>
+          <w:rFonts w:ascii="Aptos" w:eastAsia="Aptos" w:hAnsi="Aptos" w:cs="Aptos"/>
+        </w:rPr>
+        <w:t>Samantha slid into the seat behind the passenger side, immediately throwing her arms around me before the door even closed. She pulled me tightly against her side, interlocking her fingers across my chest. As Abbey reached in to secure my lap and shoulder belts—and then Samantha's—my sister squeezed me with every ounce of strength she had, applying the deep, unyielding pressure my short-circuiting brain desperately needed. The seatbelts restricted her movement, but she adjusted her grip, anchoring her chin on top of my head and refusing to let go.</w:t>
+      </w:r>
+    </w:p>
+    <w:p>
+      <w:r>
+        <w:rPr>
+          <w:rFonts w:ascii="Aptos" w:eastAsia="Aptos" w:hAnsi="Aptos" w:cs="Aptos"/>
+        </w:rPr>
+        <w:t>The trunk slammed shut as Sarah stowed my chair. A second later, she slid into the driver's seat, pulling the door shut against the storm, while Abbey folded her massive frame into the passenger seat.</w:t>
+      </w:r>
+    </w:p>
+    <w:p>
+      <w:r>
+        <w:rPr>
+          <w:rFonts w:ascii="Aptos" w:eastAsia="Aptos" w:hAnsi="Aptos" w:cs="Aptos"/>
+        </w:rPr>
+        <w:t>"Everyone secure?" Sarah asked, looking at us through the rearview mirror. Her jaw was clenched so tight I could see the muscle jumping in her cheek.</w:t>
+      </w:r>
+    </w:p>
+    <w:p>
+      <w:r>
+        <w:rPr>
+          <w:rFonts w:ascii="Aptos" w:eastAsia="Aptos" w:hAnsi="Aptos" w:cs="Aptos"/>
+        </w:rPr>
+        <w:t>"We're good," Samantha answered, her voice trembling but resolute. "Drive."</w:t>
+      </w:r>
+    </w:p>
+    <w:p>
+      <w:r>
+        <w:rPr>
+          <w:rFonts w:ascii="Aptos" w:eastAsia="Aptos" w:hAnsi="Aptos" w:cs="Aptos"/>
+        </w:rPr>
+        <w:t>"We're going home, Toby," Abbey said softly, looking over her shoulder at me. "It's over."</w:t>
+      </w:r>
+    </w:p>
+    <w:p>
+      <w:r>
+        <w:rPr>
+          <w:rFonts w:ascii="Aptos" w:eastAsia="Aptos" w:hAnsi="Aptos" w:cs="Aptos"/>
+        </w:rPr>
+        <w:t>Sarah shifted the car into drive. The tires spun for a fraction of a second in the mud before finding traction, pulling us away from the decaying cinderblock cabin and the nightmare we were leaving behind.</w:t>
+      </w:r>
+    </w:p>
+    <w:p>
+      <w:r>
+        <w:rPr>
+          <w:rFonts w:ascii="Aptos" w:eastAsia="Aptos" w:hAnsi="Aptos" w:cs="Aptos"/>
+        </w:rPr>
+        <w:t>We navigated the treacherous, uneven gravel roads in heavy silence. The only sounds were the violent drumming of the rain against the roof and the rhythmic, metronomic sweep of the windshield wipers. Samantha rocked me slightly, absorbing the bumps of the road, her heartbeat thumping steadily against my back.</w:t>
+      </w:r>
+    </w:p>
+    <w:p>
+      <w:r>
+        <w:rPr>
+          <w:rFonts w:ascii="Aptos" w:eastAsia="Aptos" w:hAnsi="Aptos" w:cs="Aptos"/>
+        </w:rPr>
+        <w:t>We finally hit the pavement of US-25E. Sarah turned the steering wheel, pointing us north toward the state line.</w:t>
+      </w:r>
+    </w:p>
+    <w:p>
+      <w:r>
+        <w:rPr>
+          <w:rFonts w:ascii="Aptos" w:eastAsia="Aptos" w:hAnsi="Aptos" w:cs="Aptos"/>
+        </w:rPr>
+        <w:t xml:space="preserve">Despite the absolute, unadulterated rage radiating from the front seat, Sarah drove with cold, mechanical precision. She was furious, but she was a tactician first. The needle on </w:t>
+      </w:r>
+      <w:r>
+        <w:rPr>
+          <w:rFonts w:ascii="Aptos" w:eastAsia="Aptos" w:hAnsi="Aptos" w:cs="Aptos"/>
+        </w:rPr>
+        <w:lastRenderedPageBreak/>
+        <w:t>the speedometer climbed to exactly the posted limit and froze there. She wasn't going to give a single Kentucky state trooper a reason to pull us over and delay our extraction by even a minute.</w:t>
+      </w:r>
+    </w:p>
+    <w:p>
+      <w:r>
+        <w:rPr>
+          <w:rFonts w:ascii="Aptos" w:eastAsia="Aptos" w:hAnsi="Aptos" w:cs="Aptos"/>
+        </w:rPr>
+        <w:t>Through the blur of my tears and the rain-streaked windows, I watched the jagged, pitch-black silhouettes of the Appalachian Mountains loom over us. We passed through the Cumberland Gap, the tires humming smoothly as the road transitioned.</w:t>
+      </w:r>
+    </w:p>
+    <w:p>
+      <w:r>
+        <w:rPr>
+          <w:rFonts w:ascii="Aptos" w:eastAsia="Aptos" w:hAnsi="Aptos" w:cs="Aptos"/>
+        </w:rPr>
+        <w:t>We merged onto US-58 East. We had just crossed the border back into Virginia. We were finally on the long road home.</w:t>
       </w:r>
     </w:p>
     <w:p>
@@ -771,182 +853,6 @@
         <w:pStyle w:val="Heading3"/>
       </w:pPr>
       <w:r>
-        <w:t>Part 1: The Cumberland Gap – 12:05 AM</w:t>
-      </w:r>
-    </w:p>
-    <w:p>
-      <w:r>
-        <w:rPr>
-          <w:rFonts w:ascii="Aptos" w:eastAsia="Aptos" w:hAnsi="Aptos" w:cs="Aptos"/>
-        </w:rPr>
-        <w:t>The heavy wooden door to the cellar shut with a sickening thud, permanently sealing my father and my uncle in the dark.</w:t>
-      </w:r>
-    </w:p>
-    <w:p>
-      <w:r>
-        <w:rPr>
-          <w:rFonts w:ascii="Aptos" w:eastAsia="Aptos" w:hAnsi="Aptos" w:cs="Aptos"/>
-        </w:rPr>
-        <w:t>I couldn't stop crying. The tears were blinding, burning my eyes and soaking my face. My nervous system was completely shattered, leaving me utterly incapable of vocalizing a single sound. Every breath I took was a ragged, wet gasp that hitched painfully in my chest.</w:t>
-      </w:r>
-    </w:p>
-    <w:p>
-      <w:r>
-        <w:rPr>
-          <w:rFonts w:ascii="Aptos" w:eastAsia="Aptos" w:hAnsi="Aptos" w:cs="Aptos"/>
-        </w:rPr>
-        <w:t>"I've got him," Abbey’s voice was surprisingly gentle, a stark, jarring contrast to the terrifying malice she had just unleashed a minute prior.</w:t>
-      </w:r>
-    </w:p>
-    <w:p>
-      <w:r>
-        <w:rPr>
-          <w:rFonts w:ascii="Aptos" w:eastAsia="Aptos" w:hAnsi="Aptos" w:cs="Aptos"/>
-        </w:rPr>
-        <w:t>She bent down over my custom chair. With an effortless, fluid motion, she slid one massive arm under my knees and the other behind my back, lifting my rigid, thrashing body into the air as if I weighed absolutely nothing. I buried my face into the heavy, wet denim of her jacket.</w:t>
-      </w:r>
-    </w:p>
-    <w:p>
-      <w:r>
-        <w:rPr>
-          <w:rFonts w:ascii="Aptos" w:eastAsia="Aptos" w:hAnsi="Aptos" w:cs="Aptos"/>
-        </w:rPr>
-        <w:t>"Grab his chair," Sarah instructed Samantha, her voice clipped and entirely focused on the logistics of our escape. "We are leaving."</w:t>
-      </w:r>
-    </w:p>
-    <w:p>
-      <w:r>
-        <w:rPr>
-          <w:rFonts w:ascii="Aptos" w:eastAsia="Aptos" w:hAnsi="Aptos" w:cs="Aptos"/>
-        </w:rPr>
-        <w:t>Abbey carried me down the short hallway and through the ruined frame of the front door, stepping out into the violent Kentucky night. The storm was absolute chaos. The torrential downpour instantly soaked us, but Abbey tucked me tightly against her immensely broad chest, her towering frame acting as a physical shield against the biting wind and the rain.</w:t>
-      </w:r>
-    </w:p>
-    <w:p>
-      <w:r>
-        <w:rPr>
-          <w:rFonts w:ascii="Aptos" w:eastAsia="Aptos" w:hAnsi="Aptos" w:cs="Aptos"/>
-        </w:rPr>
-        <w:t>A sudden, deafening crack of thunder shook the ground.</w:t>
-      </w:r>
-    </w:p>
-    <w:p>
-      <w:r>
-        <w:rPr>
-          <w:rFonts w:ascii="Aptos" w:eastAsia="Aptos" w:hAnsi="Aptos" w:cs="Aptos"/>
-        </w:rPr>
-        <w:t>My entire body violently flinched, my limbs locking up as fresh terror spiked through my veins. I hated thunderstorms. The sudden, concussive noise always felt like a physical blow. But as I squeezed my eyes shut against the brilliant flash of lightning, Abbey just tightened her grip, her massive arms providing an impenetrable, stabilizing barrier. I was terrified of the sky, but I implicitly trusted the titan holding me. Nothing was going to hurt me while I was in her arms.</w:t>
-      </w:r>
-    </w:p>
-    <w:p>
-      <w:r>
-        <w:rPr>
-          <w:rFonts w:ascii="Aptos" w:eastAsia="Aptos" w:hAnsi="Aptos" w:cs="Aptos"/>
-        </w:rPr>
-        <w:t>The twins’ heavy sedan was idling in the mud just a few yards away, the headlights cutting through the sheets of rain. Abbey pulled the rear passenger door open and carefully maneuvered me inside, setting me down gently in the dead center of the backseat.</w:t>
-      </w:r>
-    </w:p>
-    <w:p>
-      <w:r>
-        <w:rPr>
-          <w:rFonts w:ascii="Aptos" w:eastAsia="Aptos" w:hAnsi="Aptos" w:cs="Aptos"/>
-        </w:rPr>
-        <w:t>The interior of the car was a sanctuary. The heater was blasting, fighting back the damp chill of the mountains.</w:t>
-      </w:r>
-    </w:p>
-    <w:p>
-      <w:r>
-        <w:rPr>
-          <w:rFonts w:ascii="Aptos" w:eastAsia="Aptos" w:hAnsi="Aptos" w:cs="Aptos"/>
-        </w:rPr>
-        <w:t>Samantha slid into the seat behind the passenger side, immediately throwing her arms around me before the door even closed. She pulled me tightly against her side, interlocking her fingers across my chest. As Abbey reached in to secure my lap and shoulder belts—and then Samantha's—my sister squeezed me with every ounce of strength she had, applying the deep, unyielding pressure my short-circuiting brain desperately needed. The seatbelts restricted her movement, but she adjusted her grip, anchoring her chin on top of my head and refusing to let go.</w:t>
-      </w:r>
-    </w:p>
-    <w:p>
-      <w:r>
-        <w:rPr>
-          <w:rFonts w:ascii="Aptos" w:eastAsia="Aptos" w:hAnsi="Aptos" w:cs="Aptos"/>
-        </w:rPr>
-        <w:t>The trunk slammed shut as Sarah stowed my chair. A second later, she slid into the driver's seat, pulling the door shut against the storm, while Abbey folded her massive frame into the passenger seat.</w:t>
-      </w:r>
-    </w:p>
-    <w:p>
-      <w:r>
-        <w:rPr>
-          <w:rFonts w:ascii="Aptos" w:eastAsia="Aptos" w:hAnsi="Aptos" w:cs="Aptos"/>
-        </w:rPr>
-        <w:t>"Everyone secure?" Sarah asked, looking at us through the rearview mirror. Her jaw was clenched so tight I could see the muscle jumping in her cheek.</w:t>
-      </w:r>
-    </w:p>
-    <w:p>
-      <w:r>
-        <w:rPr>
-          <w:rFonts w:ascii="Aptos" w:eastAsia="Aptos" w:hAnsi="Aptos" w:cs="Aptos"/>
-        </w:rPr>
-        <w:t>"We're good," Samantha answered, her voice trembling but resolute. "Drive."</w:t>
-      </w:r>
-    </w:p>
-    <w:p>
-      <w:r>
-        <w:rPr>
-          <w:rFonts w:ascii="Aptos" w:eastAsia="Aptos" w:hAnsi="Aptos" w:cs="Aptos"/>
-        </w:rPr>
-        <w:t>"We're going home, Toby," Abbey said softly, looking over her shoulder at me. "It's over."</w:t>
-      </w:r>
-    </w:p>
-    <w:p>
-      <w:r>
-        <w:rPr>
-          <w:rFonts w:ascii="Aptos" w:eastAsia="Aptos" w:hAnsi="Aptos" w:cs="Aptos"/>
-        </w:rPr>
-        <w:t>Sarah shifted the car into drive. The tires spun for a fraction of a second in the mud before finding traction, pulling us away from the decaying cinderblock cabin and the nightmare we were leaving behind.</w:t>
-      </w:r>
-    </w:p>
-    <w:p>
-      <w:r>
-        <w:rPr>
-          <w:rFonts w:ascii="Aptos" w:eastAsia="Aptos" w:hAnsi="Aptos" w:cs="Aptos"/>
-        </w:rPr>
-        <w:t>We navigated the treacherous, uneven gravel roads in heavy silence. The only sounds were the violent drumming of the rain against the roof and the rhythmic, metronomic sweep of the windshield wipers. Samantha rocked me slightly, absorbing the bumps of the road, her heartbeat thumping steadily against my back.</w:t>
-      </w:r>
-    </w:p>
-    <w:p>
-      <w:r>
-        <w:rPr>
-          <w:rFonts w:ascii="Aptos" w:eastAsia="Aptos" w:hAnsi="Aptos" w:cs="Aptos"/>
-        </w:rPr>
-        <w:t>We finally hit the pavement of US-25E. Sarah turned the steering wheel, pointing us north toward the state line.</w:t>
-      </w:r>
-    </w:p>
-    <w:p>
-      <w:r>
-        <w:rPr>
-          <w:rFonts w:ascii="Aptos" w:eastAsia="Aptos" w:hAnsi="Aptos" w:cs="Aptos"/>
-        </w:rPr>
-        <w:t>Despite the absolute, unadulterated rage radiating from the front seat, Sarah drove with cold, mechanical precision. She was furious, but she was a tactician first. The needle on the speedometer climbed to exactly the posted limit and froze there. She wasn't going to give a single Kentucky state trooper a reason to pull us over and delay our extraction by even a minute.</w:t>
-      </w:r>
-    </w:p>
-    <w:p>
-      <w:r>
-        <w:rPr>
-          <w:rFonts w:ascii="Aptos" w:eastAsia="Aptos" w:hAnsi="Aptos" w:cs="Aptos"/>
-        </w:rPr>
-        <w:t>Through the blur of my tears and the rain-streaked windows, I watched the jagged, pitch-black silhouettes of the Appalachian Mountains loom over us. We passed through the Cumberland Gap, the tires humming smoothly as the road transitioned.</w:t>
-      </w:r>
-    </w:p>
-    <w:p>
-      <w:r>
-        <w:rPr>
-          <w:rFonts w:ascii="Aptos" w:eastAsia="Aptos" w:hAnsi="Aptos" w:cs="Aptos"/>
-        </w:rPr>
-        <w:t>We merged onto US-58 East. We had just crossed the border back into Virginia. We were finally on the long road home.</w:t>
-      </w:r>
-    </w:p>
-    <w:p>
-      <w:pPr>
-        <w:pStyle w:val="Heading3"/>
-      </w:pPr>
-      <w:r>
         <w:t>Part 2: The Phalanx – 2:15 AM</w:t>
       </w:r>
     </w:p>
@@ -1019,6 +925,7 @@
         <w:rPr>
           <w:rFonts w:ascii="Aptos" w:eastAsia="Aptos" w:hAnsi="Aptos" w:cs="Aptos"/>
         </w:rPr>
+        <w:lastRenderedPageBreak/>
         <w:t>When we approached the glass doors of the convenience store, we didn't split up. Sarah and Abbey operated with absolute, zero-tolerance protocol.</w:t>
       </w:r>
     </w:p>
@@ -1121,7 +1028,14 @@
         <w:rPr>
           <w:rFonts w:ascii="Aptos" w:eastAsia="Aptos" w:hAnsi="Aptos" w:cs="Aptos"/>
         </w:rPr>
-        <w:t>Inside, Sarah gathered a massive armful of provisions—bottled water, a heavy cup of crushed ice specifically for me, and several bags of high-calorie snacks. She walked up to the register and dropped the items heavily onto the counter. She paid in cash, staring a hole directly through the clerk, ensuring our presence was perfectly legal, paid for, and unquestionable.</w:t>
+        <w:t xml:space="preserve">Inside, Sarah gathered a massive armful of provisions—bottled water, a heavy cup of crushed ice specifically for me, and several bags of high-calorie snacks. She walked up to the register and dropped the items heavily onto the counter. She paid in cash, staring a hole </w:t>
+      </w:r>
+      <w:r>
+        <w:rPr>
+          <w:rFonts w:ascii="Aptos" w:eastAsia="Aptos" w:hAnsi="Aptos" w:cs="Aptos"/>
+        </w:rPr>
+        <w:lastRenderedPageBreak/>
+        <w:t>directly through the clerk, ensuring our presence was perfectly legal, paid for, and unquestionable.</w:t>
       </w:r>
     </w:p>
     <w:p>
@@ -1217,7 +1131,14 @@
         <w:rPr>
           <w:rFonts w:ascii="Aptos" w:eastAsia="Aptos" w:hAnsi="Aptos" w:cs="Aptos"/>
         </w:rPr>
-        <w:t>Abbey unloaded my chair into the damp, pre-dawn air, and the four of us moved toward the brick building as a single, impenetrable unit. We bypassed the sprawling, multi-stall bathrooms and located a single-occupancy family restroom. Unlike the disgusting grime of the Weber City gas station, this room was sterile, brightly lit, and smelled heavily of industrial cleaner and fresh tile.</w:t>
+        <w:t xml:space="preserve">Abbey unloaded my chair into the damp, pre-dawn air, and the four of us moved toward the brick building as a single, impenetrable unit. We bypassed the sprawling, multi-stall bathrooms and located a single-occupancy family restroom. Unlike the disgusting grime of </w:t>
+      </w:r>
+      <w:r>
+        <w:rPr>
+          <w:rFonts w:ascii="Aptos" w:eastAsia="Aptos" w:hAnsi="Aptos" w:cs="Aptos"/>
+        </w:rPr>
+        <w:lastRenderedPageBreak/>
+        <w:t>the Weber City gas station, this room was sterile, brightly lit, and smelled heavily of industrial cleaner and fresh tile.</w:t>
       </w:r>
     </w:p>
     <w:p>
@@ -1327,7 +1248,14 @@
         <w:rPr>
           <w:rFonts w:ascii="Aptos" w:eastAsia="Aptos" w:hAnsi="Aptos" w:cs="Aptos"/>
         </w:rPr>
-        <w:t>, the newest album from the internationally famous rock band, The Stardust Engine. The artwork depicted the silhouettes of the five band members standing on the bridge of a futuristic spacecraft, looking out through a massive window into a vibrant, swirling cosmos.</w:t>
+        <w:t xml:space="preserve">, the newest album from the internationally famous rock band, The Stardust Engine. The artwork </w:t>
+      </w:r>
+      <w:r>
+        <w:rPr>
+          <w:rFonts w:ascii="Aptos" w:eastAsia="Aptos" w:hAnsi="Aptos" w:cs="Aptos"/>
+        </w:rPr>
+        <w:lastRenderedPageBreak/>
+        <w:t>depicted the silhouettes of the five band members standing on the bridge of a futuristic spacecraft, looking out through a massive window into a vibrant, swirling cosmos.</w:t>
       </w:r>
     </w:p>
     <w:p>
@@ -1399,6 +1327,7 @@
         <w:rPr>
           <w:rFonts w:ascii="Aptos" w:eastAsia="Aptos" w:hAnsi="Aptos" w:cs="Aptos"/>
         </w:rPr>
+        <w:lastRenderedPageBreak/>
         <w:t>"Shh, it's okay," she whispered, resting her chin firmly on the top of my head. "I've got you. Breathe, Toby. Just breathe with me."</w:t>
       </w:r>
     </w:p>
@@ -1471,6 +1400,7 @@
         <w:rPr>
           <w:rFonts w:ascii="Aptos" w:eastAsia="Aptos" w:hAnsi="Aptos" w:cs="Aptos"/>
         </w:rPr>
+        <w:lastRenderedPageBreak/>
         <w:t>"I've got the rest," Sarah said quietly, catching them.</w:t>
       </w:r>
     </w:p>
@@ -1551,7 +1481,19 @@
         <w:rPr>
           <w:rFonts w:ascii="Aptos" w:eastAsia="Aptos" w:hAnsi="Aptos" w:cs="Aptos"/>
         </w:rPr>
-        <w:t>"When we pop out on the Norfolk side," Sarah said, her voice rough and tired, "I'm taking the Northampton Boulevard exit. We can hit the home improvement store. If we get the 2x4s and the carriage bolts now, we can have that reinforced bed frame built for you two by tonight."</w:t>
+        <w:t xml:space="preserve">"When we pop out on the Norfolk side," Sarah said, her voice rough and tired, "I'm taking the </w:t>
+      </w:r>
+      <w:r>
+        <w:rPr>
+          <w:rFonts w:ascii="Aptos" w:eastAsia="Aptos" w:hAnsi="Aptos" w:cs="Aptos"/>
+        </w:rPr>
+        <w:t>Battlefield</w:t>
+      </w:r>
+      <w:r>
+        <w:rPr>
+          <w:rFonts w:ascii="Aptos" w:eastAsia="Aptos" w:hAnsi="Aptos" w:cs="Aptos"/>
+        </w:rPr>
+        <w:t xml:space="preserve"> Boulevard exit. We can hit the home improvement store. If we get the 2x4s and the carriage bolts now, we can have that reinforced bed frame built for you two by tonight."</w:t>
       </w:r>
     </w:p>
     <w:p>
@@ -1575,6 +1517,7 @@
         <w:rPr>
           <w:rFonts w:ascii="Aptos" w:eastAsia="Aptos" w:hAnsi="Aptos" w:cs="Aptos"/>
         </w:rPr>
+        <w:lastRenderedPageBreak/>
         <w:t>"It will be," Abbey countered, her tone heavy with fatigue but leaving no room for argument. "But we’ve been awake for over twenty-four hours and we just drove across two state lines. If we try to run power tools and handle heavy machinery right now, our hands are going to shake. We’ll make a mistake. We strip the queen mattresses, pull them into the living room, and build a floor camp for a few days until our nervous systems reset."</w:t>
       </w:r>
     </w:p>
@@ -1655,6 +1598,7 @@
         <w:rPr>
           <w:rFonts w:ascii="Aptos" w:eastAsia="Aptos" w:hAnsi="Aptos" w:cs="Aptos"/>
         </w:rPr>
+        <w:lastRenderedPageBreak/>
         <w:t>"When we get inside," Abbey dictated, her tone leaving absolutely zero room for negotiation, "Sarah and I are stripping the queen mattresses off the frames in both bedrooms. We are putting them in the dead center of the living room floor and pushing them together."</w:t>
       </w:r>
     </w:p>
@@ -1749,6 +1693,7 @@
         <w:rPr>
           <w:rFonts w:ascii="Aptos" w:eastAsia="Aptos" w:hAnsi="Aptos" w:cs="Aptos"/>
         </w:rPr>
+        <w:lastRenderedPageBreak/>
         <w:t>We rolled past the first block in silence. Sarah eased off the accelerator as we approached the intersection at Simon Street, gently rolling through the stop sign. She counted exactly two houses down on the left.</w:t>
       </w:r>
     </w:p>
@@ -1829,7 +1774,14 @@
         <w:rPr>
           <w:rFonts w:ascii="Aptos" w:eastAsia="Aptos" w:hAnsi="Aptos" w:cs="Aptos"/>
         </w:rPr>
-        <w:t>Grandmother Eleanor didn't stand up. She didn't scream, or cry out, or rush toward us with frantic energy. She simply gripped the wooden armrests of her chair, her knuckles turning white, and exhaled a long, trembling breath. She knew exactly how fragile we were right now. Any sudden noise or erratic movement would have sent my nervous system back into redline. She just looked at my face, and then at Samantha's, her eyes shining with profound, overwhelming relief. We were alive. We were in her house.</w:t>
+        <w:t xml:space="preserve">Grandmother Eleanor didn't stand up. She didn't scream, or cry out, or rush toward us with frantic energy. She simply gripped the wooden armrests of her chair, her knuckles turning white, and exhaled a long, trembling breath. She knew exactly how fragile we were right now. Any sudden noise or erratic movement would have sent my nervous system back into </w:t>
+      </w:r>
+      <w:r>
+        <w:rPr>
+          <w:rFonts w:ascii="Aptos" w:eastAsia="Aptos" w:hAnsi="Aptos" w:cs="Aptos"/>
+        </w:rPr>
+        <w:lastRenderedPageBreak/>
+        <w:t>redline. She just looked at my face, and then at Samantha's, her eyes shining with profound, overwhelming relief. We were alive. We were in her house.</w:t>
       </w:r>
     </w:p>
     <w:p>
@@ -1925,6 +1877,7 @@
         <w:rPr>
           <w:rFonts w:ascii="Aptos" w:eastAsia="Aptos" w:hAnsi="Aptos" w:cs="Aptos"/>
         </w:rPr>
+        <w:lastRenderedPageBreak/>
         <w:t>The fortress was built. Abbey and Sarah stood at the edge of the sprawling mattress camp, their broad shoulders rising and falling with exhaustion, waiting for us. The nightmare was finally, truly over.</w:t>
       </w:r>
     </w:p>
@@ -2027,6 +1980,7 @@
         <w:rPr>
           <w:rFonts w:ascii="Aptos" w:eastAsia="Aptos" w:hAnsi="Aptos" w:cs="Aptos"/>
         </w:rPr>
+        <w:lastRenderedPageBreak/>
         <w:t>It was the most grounding, beautiful sound I had ever heard. It was the sound of a normal Tuesday. It was the sound of my grandmother protecting our perimeter from her rocking chair.</w:t>
       </w:r>
     </w:p>
@@ -2123,6 +2077,7 @@
         <w:rPr>
           <w:rFonts w:ascii="Aptos" w:eastAsia="Aptos" w:hAnsi="Aptos" w:cs="Aptos"/>
         </w:rPr>
+        <w:lastRenderedPageBreak/>
         <w:t>Abbey and Sarah instantly pushed themselves up onto their elbows, the fatigue draining from their faces as they snapped back to attention.</w:t>
       </w:r>
     </w:p>
@@ -2209,6 +2164,7 @@
         <w:rPr>
           <w:rFonts w:ascii="Aptos" w:eastAsia="Aptos" w:hAnsi="Aptos" w:cs="Aptos"/>
         </w:rPr>
+        <w:lastRenderedPageBreak/>
         <w:t>From my spot anchored against Samantha, a profound wave of relief washed over me. I didn't just have two six-foot-four bodyguards; I was about to have two state-sanctioned co-guardians. The fortress wasn't just built out of two-by-fours and carriage bolts anymore. Grandmother Eleanor was building a reinforced steel wall out of the law itself.</w:t>
       </w:r>
     </w:p>
@@ -2335,7 +2291,14 @@
         <w:rPr>
           <w:rFonts w:ascii="Aptos" w:eastAsia="Aptos" w:hAnsi="Aptos" w:cs="Aptos"/>
         </w:rPr>
-        <w:t>Sarah, however, retrieved two massive, oval-shaped serving platters. She dumped an entire skillet of the sizzling steak and peppers onto each one, burying the meat under a mountain of steaming white rice. She set one platter in front of Abbey, dropping a heavy metal fork next to it, and took the other for herself.</w:t>
+        <w:t xml:space="preserve">Sarah, however, retrieved two massive, oval-shaped serving platters. She dumped an entire skillet of the sizzling steak and peppers onto each one, burying the meat under a mountain </w:t>
+      </w:r>
+      <w:r>
+        <w:rPr>
+          <w:rFonts w:ascii="Aptos" w:eastAsia="Aptos" w:hAnsi="Aptos" w:cs="Aptos"/>
+        </w:rPr>
+        <w:lastRenderedPageBreak/>
+        <w:t>of steaming white rice. She set one platter in front of Abbey, dropping a heavy metal fork next to it, and took the other for herself.</w:t>
       </w:r>
     </w:p>
     <w:p>
@@ -2479,6 +2442,7 @@
         <w:rPr>
           <w:rFonts w:ascii="Aptos" w:eastAsia="Aptos" w:hAnsi="Aptos" w:cs="Aptos"/>
         </w:rPr>
+        <w:lastRenderedPageBreak/>
         <w:t>Sarah grabbed a large spray bottle of industrial cleaner and a stack of clean microfiber rags from a metal shelf. She tossed a rag to her sister, handed one to Samantha, and kept one for herself.</w:t>
       </w:r>
     </w:p>
@@ -2609,6 +2573,7 @@
         <w:rPr>
           <w:rFonts w:ascii="Aptos" w:eastAsia="Aptos" w:hAnsi="Aptos" w:cs="Aptos"/>
         </w:rPr>
+        <w:lastRenderedPageBreak/>
         <w:t>Sarah immediately walked back toward the utility closet. She returned a moment later carrying a handful of thick, industrial elastic cords with heavy metal hooks—the kind usually used to strap down heavy cargo in the back of a truck.</w:t>
       </w:r>
     </w:p>
@@ -2739,6 +2704,7 @@
         <w:rPr>
           <w:rFonts w:ascii="Aptos" w:eastAsia="Aptos" w:hAnsi="Aptos" w:cs="Aptos"/>
         </w:rPr>
+        <w:lastRenderedPageBreak/>
         <w:t>Samantha was already waiting. She had rapidly built a structured mound of soft pillows. As Abbey gently lowered me down, Samantha guided my rigid body so that I was positioned securely on my side, with the pillows supporting my knees and lower back. It entirely eliminated the direct gravitational pressure on my rear end.</w:t>
       </w:r>
     </w:p>
@@ -2883,7 +2849,14 @@
         <w:rPr>
           <w:rFonts w:ascii="Aptos" w:eastAsia="Aptos" w:hAnsi="Aptos" w:cs="Aptos"/>
         </w:rPr>
-        <w:t xml:space="preserve">The air in the living room turned to lead. I felt the immense, physical weight of Abbey and Sarah's rage. Their broad shoulders went completely rigid, the dense muscle of their arms straining against their shirts as their hands balled into massive fists. But they didn't shout. They didn't punch the walls or lose their emotional baseline. They were a highly coordinated, trauma-informed unit. </w:t>
+        <w:t xml:space="preserve">The air in the living room turned to lead. I felt the immense, physical weight of Abbey and Sarah's rage. Their broad shoulders went completely rigid, the dense muscle of their arms straining against their shirts as their hands balled into massive fists. But they didn't shout. </w:t>
+      </w:r>
+      <w:r>
+        <w:rPr>
+          <w:rFonts w:ascii="Aptos" w:eastAsia="Aptos" w:hAnsi="Aptos" w:cs="Aptos"/>
+        </w:rPr>
+        <w:lastRenderedPageBreak/>
+        <w:t xml:space="preserve">They didn't punch the walls or lose their emotional baseline. They were a highly coordinated, trauma-informed unit. </w:t>
       </w:r>
     </w:p>
     <w:p>
@@ -3014,7 +2987,14 @@
         <w:rPr>
           <w:rFonts w:ascii="Aptos" w:eastAsia="Aptos" w:hAnsi="Aptos" w:cs="Aptos"/>
         </w:rPr>
-        <w:t>Sitting down was completely impossible, and my custom manual wheelchair was still folded up in the trunk of the car. Abbey didn't even wait for Sarah to pop the lid. She opened my door, slid her massive, dense arms beneath my upper back and lower thighs, and lifted my compact frame out into the humid night air. She carried me toward the sliding glass doors, using her towering strength to keep my lower half entirely suspended, ensuring absolutely zero pressure touched my body.</w:t>
+        <w:t xml:space="preserve">Sitting down was completely impossible, and my custom manual wheelchair was still folded up in the trunk of the car. Abbey didn't even wait for Sarah to pop the lid. She opened my door, slid her massive, dense arms beneath my upper back and lower thighs, and lifted my compact frame out into the humid night air. She carried me toward the sliding glass </w:t>
+      </w:r>
+      <w:r>
+        <w:rPr>
+          <w:rFonts w:ascii="Aptos" w:eastAsia="Aptos" w:hAnsi="Aptos" w:cs="Aptos"/>
+        </w:rPr>
+        <w:lastRenderedPageBreak/>
+        <w:t>doors, using her towering strength to keep my lower half entirely suspended, ensuring absolutely zero pressure touched my body.</w:t>
       </w:r>
     </w:p>
     <w:p>
@@ -3144,6 +3124,7 @@
         <w:rPr>
           <w:rFonts w:ascii="Aptos" w:eastAsia="Aptos" w:hAnsi="Aptos" w:cs="Aptos"/>
         </w:rPr>
+        <w:lastRenderedPageBreak/>
         <w:t>"Please, listen to me," Eleanor stated, her voice urgent but projecting absolute, cold authority. "My grandson is suffering from acute physical trauma. We just rescued him from an assault by his father in another state. I am his sole legal guardian. I have the court orders right here. He is in excruciating pain and needs a trauma bay immediately."</w:t>
       </w:r>
     </w:p>
@@ -3287,6 +3268,7 @@
         <w:rPr>
           <w:rFonts w:ascii="Aptos" w:eastAsia="Aptos" w:hAnsi="Aptos" w:cs="Aptos"/>
         </w:rPr>
+        <w:lastRenderedPageBreak/>
         <w:t>The moment I was secure, Abbey and Sarah immediately took two large steps backward. They stood shoulder-to-shoulder against the lobby wall, keeping their massive hands entirely visible and open, offering no resistance whatsoever.</w:t>
       </w:r>
     </w:p>
@@ -3405,33 +3387,20 @@
         <w:rPr>
           <w:rFonts w:ascii="Aptos" w:eastAsia="Aptos" w:hAnsi="Aptos" w:cs="Aptos"/>
         </w:rPr>
-        <w:t xml:space="preserve">"His muscles are locking up from the pain," the attending doctor said quickly, observing my rigid, thrashing frame. "Let's get an IV established. Push a muscle relaxant and </w:t>
-      </w:r>
-      <w:proofErr w:type="spellStart"/>
-      <w:r>
-        <w:rPr>
-          <w:rFonts w:ascii="Aptos" w:eastAsia="Aptos" w:hAnsi="Aptos" w:cs="Aptos"/>
-        </w:rPr>
-        <w:t>Dilaudid</w:t>
-      </w:r>
-      <w:proofErr w:type="spellEnd"/>
-      <w:r>
-        <w:rPr>
-          <w:rFonts w:ascii="Aptos" w:eastAsia="Aptos" w:hAnsi="Aptos" w:cs="Aptos"/>
-        </w:rPr>
-        <w:t>, stat."</w:t>
-      </w:r>
-    </w:p>
-    <w:p>
-      <w:pPr>
-        <w:rPr>
-          <w:rFonts w:ascii="Aptos" w:eastAsia="Aptos" w:hAnsi="Aptos" w:cs="Aptos"/>
-        </w:rPr>
-      </w:pPr>
-      <w:r>
-        <w:rPr>
-          <w:rFonts w:ascii="Aptos" w:eastAsia="Aptos" w:hAnsi="Aptos" w:cs="Aptos"/>
-        </w:rPr>
+        <w:t>"His muscles are locking up from the pain," the attending doctor said quickly, observing my rigid, thrashing frame. "Let's get an IV established. Push a muscle relaxant and Dilaudid, stat."</w:t>
+      </w:r>
+    </w:p>
+    <w:p>
+      <w:pPr>
+        <w:rPr>
+          <w:rFonts w:ascii="Aptos" w:eastAsia="Aptos" w:hAnsi="Aptos" w:cs="Aptos"/>
+        </w:rPr>
+      </w:pPr>
+      <w:r>
+        <w:rPr>
+          <w:rFonts w:ascii="Aptos" w:eastAsia="Aptos" w:hAnsi="Aptos" w:cs="Aptos"/>
+        </w:rPr>
+        <w:lastRenderedPageBreak/>
         <w:t>It took two nurses to carefully stabilize my spastic arm, but within seconds, I felt the sharp pinch of a needle. Almost immediately, a wave of icy cold rushed up my vein.</w:t>
       </w:r>
     </w:p>
@@ -3575,7 +3544,14 @@
         <w:rPr>
           <w:rFonts w:ascii="Aptos" w:eastAsia="Aptos" w:hAnsi="Aptos" w:cs="Aptos"/>
         </w:rPr>
-        <w:t>The specialist looked back down at me. "Toby, I am going to have the doctor give you a medicine called Propofol. It's twilight sedation. It’s going to make you fall into a very deep, very safe sleep. You won't feel any pain, and you won't remember the exam. When you wake up, it will be over."</w:t>
+        <w:t xml:space="preserve">The specialist looked back down at me. "Toby, I am going to have the doctor give you a medicine called Propofol. It's twilight sedation. It’s going to make you fall into a very deep, </w:t>
+      </w:r>
+      <w:r>
+        <w:rPr>
+          <w:rFonts w:ascii="Aptos" w:eastAsia="Aptos" w:hAnsi="Aptos" w:cs="Aptos"/>
+        </w:rPr>
+        <w:lastRenderedPageBreak/>
+        <w:t>very safe sleep. You won't feel any pain, and you won't remember the exam. When you wake up, it will be over."</w:t>
       </w:r>
     </w:p>
     <w:p>
@@ -3745,6 +3721,7 @@
         <w:rPr>
           <w:rFonts w:ascii="Aptos" w:eastAsia="Aptos" w:hAnsi="Aptos" w:cs="Aptos"/>
         </w:rPr>
+        <w:lastRenderedPageBreak/>
         <w:t>She walked to the foot of the bed, her eyes softening as she looked at me. "Welcome back, Toby."</w:t>
       </w:r>
     </w:p>
@@ -3889,6 +3866,7 @@
         <w:rPr>
           <w:rFonts w:eastAsia="Aptos"/>
         </w:rPr>
+        <w:lastRenderedPageBreak/>
         <w:t>Part 16: The Shift Change – 11:45 PM</w:t>
       </w:r>
     </w:p>
@@ -4045,6 +4023,7 @@
         <w:rPr>
           <w:rFonts w:ascii="Aptos" w:eastAsia="Aptos" w:hAnsi="Aptos" w:cs="Aptos"/>
         </w:rPr>
+        <w:lastRenderedPageBreak/>
         <w:t xml:space="preserve">But my nervous system was misfiring, sending panicked, erratic signals through my compact, four-foot-eleven frame. I was beginning to thrash slightly against the pillows. Abbey saw the escalating panic and knew exactly what I needed before they could leave. </w:t>
       </w:r>
     </w:p>
@@ -4175,6 +4154,7 @@
         <w:rPr>
           <w:rFonts w:ascii="Aptos" w:eastAsia="Aptos" w:hAnsi="Aptos" w:cs="Aptos"/>
         </w:rPr>
+        <w:lastRenderedPageBreak/>
         <w:t>I looked at my sister and my towering cousins, taking in the sheer mass and fierce devotion that had saved my life today. They weren't abandoning me; the law was simply forcing them to shift to a different post. My muscles finally went entirely slack against the mattress.</w:t>
       </w:r>
     </w:p>
@@ -4346,6 +4326,7 @@
         <w:rPr>
           <w:rFonts w:ascii="Aptos" w:eastAsia="Aptos" w:hAnsi="Aptos" w:cs="Aptos"/>
         </w:rPr>
+        <w:lastRenderedPageBreak/>
         <w:t>"I know," Eleanor murmured, reading the frustrated furrow of my brow. "It is an incredibly disruptive schedule, but it is not a surprise, and it is not a threat. She will check your oxygen with a plastic clip on your finger, and she will check your blood pressure with a cuff on your arm. It will squeeze tightly, and then it will be over. I will be right here the entire time."</w:t>
       </w:r>
     </w:p>
@@ -4502,6 +4483,7 @@
         <w:rPr>
           <w:rFonts w:ascii="Aptos" w:eastAsia="Aptos" w:hAnsi="Aptos" w:cs="Aptos"/>
         </w:rPr>
+        <w:lastRenderedPageBreak/>
         <w:t>"Hold the line, Tobias," Eleanor murmured firmly, her thumbs gently stroking the fabric of my hospital gown. "It is exactly what we discussed. Almost over."</w:t>
       </w:r>
     </w:p>
@@ -4642,6 +4624,7 @@
     </w:p>
     <w:p>
       <w:r>
+        <w:lastRenderedPageBreak/>
         <w:t>She unlocked my brakes and wheeled me out of the classroom. With every rotation of the wheels, a cold, heavy spike of dread began to drive itself into my chest.</w:t>
       </w:r>
     </w:p>
@@ -4702,6 +4685,7 @@
     </w:p>
     <w:p>
       <w:r>
+        <w:lastRenderedPageBreak/>
         <w:t>Mr. Harrison tapped the manila folder. "Because of these numbers, I have the absolute privilege of telling you this before the official letter even goes out in the mail. Toby, the district wants you at the Math &amp; Science Academy at Ocean Lakes High School next year. You’re in."</w:t>
       </w:r>
     </w:p>
@@ -4778,7 +4762,11 @@
     </w:p>
     <w:p>
       <w:r>
-        <w:t>He didn't know that when my chest muscles violently lock, stopping my respiratory drive, a district aide isn't legally allowed to apply the deep-pressure crush-grip required to restart my breathing. He didn't know about the father and the uncle, or the violent extraction two years ago, or the fact that my mind only functions because Samantha, Abbey, and Sarah maintain a literal fortress around me. He had no idea how terrifying it was for me just to be sitting in his office right now.</w:t>
+        <w:t xml:space="preserve">He didn't know that when my chest muscles violently lock, stopping my respiratory drive, a district aide isn't legally allowed to apply the deep-pressure crush-grip required to restart </w:t>
+      </w:r>
+      <w:r>
+        <w:lastRenderedPageBreak/>
+        <w:t>my breathing. He didn't know about the father and the uncle, or the violent extraction two years ago, or the fact that my mind only functions because Samantha, Abbey, and Sarah maintain a literal fortress around me. He had no idea how terrifying it was for me just to be sitting in his office right now.</w:t>
       </w:r>
     </w:p>
     <w:p>
@@ -4803,15 +4791,7 @@
     </w:p>
     <w:p>
       <w:r>
-        <w:t xml:space="preserve">He slid a glossy, </w:t>
-      </w:r>
-      <w:proofErr w:type="spellStart"/>
-      <w:r>
-        <w:t>tri-fold</w:t>
-      </w:r>
-      <w:proofErr w:type="spellEnd"/>
-      <w:r>
-        <w:t xml:space="preserve"> brochure across the desk toward my lap tray. The cover featured a stock photo of teenagers in white lab coats looking intently at a microscope.</w:t>
+        <w:t>He slid a glossy, tri-fold brochure across the desk toward my lap tray. The cover featured a stock photo of teenagers in white lab coats looking intently at a microscope.</w:t>
       </w:r>
     </w:p>
     <w:p>
@@ -4836,6 +4816,7 @@
     </w:p>
     <w:p>
       <w:r>
+        <w:lastRenderedPageBreak/>
         <w:t>He leaned forward, lowering his voice conspiratorially, as if we were plotting something brilliant together.</w:t>
       </w:r>
     </w:p>
@@ -4881,15 +4862,7 @@
     </w:p>
     <w:p>
       <w:r>
-        <w:t xml:space="preserve">He had absolutely no idea who Eleanor </w:t>
-      </w:r>
-      <w:proofErr w:type="spellStart"/>
-      <w:r>
-        <w:t>Whitmore</w:t>
-      </w:r>
-      <w:proofErr w:type="spellEnd"/>
-      <w:r>
-        <w:t xml:space="preserve"> was.</w:t>
+        <w:t>He had absolutely no idea who Eleanor Whitmore was.</w:t>
       </w:r>
     </w:p>
     <w:p>
@@ -4897,15 +4870,7 @@
         <w:pStyle w:val="Heading3"/>
       </w:pPr>
       <w:r>
-        <w:t xml:space="preserve">Part 2: The </w:t>
-      </w:r>
-      <w:proofErr w:type="spellStart"/>
-      <w:r>
-        <w:t>Rueger</w:t>
-      </w:r>
-      <w:proofErr w:type="spellEnd"/>
-      <w:r>
-        <w:t xml:space="preserve"> Street Debrief – 3:20 PM</w:t>
+        <w:t>Part 2: The Rueger Street Debrief – 3:20 PM</w:t>
       </w:r>
     </w:p>
     <w:p>
@@ -4925,6 +4890,7 @@
     </w:p>
     <w:p>
       <w:r>
+        <w:lastRenderedPageBreak/>
         <w:t>Abbey leaned down first, wrapping her huge, dense arms around my shoulders in a firm, perfectly calibrated hug. Sarah followed immediately after. The deep-pressure compression reset my nervous system, washing away the lingering static of Mr. Harrison’s office. I was back inside the perimeter. I was safe.</w:t>
       </w:r>
     </w:p>
@@ -4957,28 +4923,12 @@
     </w:p>
     <w:p>
       <w:r>
-        <w:t xml:space="preserve">We made a right onto Simon Street, the heavy rubber tires of my chair rolling smoothly over the asphalt, and then took a quick left onto </w:t>
-      </w:r>
-      <w:proofErr w:type="spellStart"/>
-      <w:r>
-        <w:t>Rueger</w:t>
-      </w:r>
-      <w:proofErr w:type="spellEnd"/>
-      <w:r>
-        <w:t xml:space="preserve"> Street.</w:t>
-      </w:r>
-    </w:p>
-    <w:p>
-      <w:r>
-        <w:t xml:space="preserve">Our house—1693 </w:t>
-      </w:r>
-      <w:proofErr w:type="spellStart"/>
-      <w:r>
-        <w:t>Rueger</w:t>
-      </w:r>
-      <w:proofErr w:type="spellEnd"/>
-      <w:r>
-        <w:t xml:space="preserve"> Street—was the second one on the left. It stood out immediately. It was the first single-story house on the block, and while all the surrounding homes were aging, traditional builds with wooden siding, our house was wrapped in clean, durable vinyl siding. It looked exactly like what it was: a modernized, highly functional fortress dropped into the middle of a quiet neighborhood.</w:t>
+        <w:t>We made a right onto Simon Street, the heavy rubber tires of my chair rolling smoothly over the asphalt, and then took a quick left onto Rueger Street.</w:t>
+      </w:r>
+    </w:p>
+    <w:p>
+      <w:r>
+        <w:t>Our house—1693 Rueger Street—was the second one on the left. It stood out immediately. It was the first single-story house on the block, and while all the surrounding homes were aging, traditional builds with wooden siding, our house was wrapped in clean, durable vinyl siding. It looked exactly like what it was: a modernized, highly functional fortress dropped into the middle of a quiet neighborhood.</w:t>
       </w:r>
     </w:p>
     <w:p>
@@ -5019,6 +4969,7 @@
     </w:p>
     <w:p>
       <w:r>
+        <w:lastRenderedPageBreak/>
         <w:t>Sarah stepped forward, her dark eyebrows knitting together behind her wire-rimmed glasses. "Wait. The counselor? Toby, did the administration ever get you a female counselor like we explicitly demanded in your file?"</w:t>
       </w:r>
     </w:p>
@@ -5108,7 +5059,11 @@
     </w:p>
     <w:p>
       <w:r>
-        <w:t xml:space="preserve">From the hallway leading to the master bedroom, the sharp, elegant sound of low heels clicked against the hardwood floor. Grandmother Eleanor stepped into the foyer. Her silver hair was pulled back immaculately, and her sharp aristocratic features were set in absolute, cold authority. She had heard the digitized voice echoing through the house. </w:t>
+        <w:t xml:space="preserve">From the hallway leading to the master bedroom, the sharp, elegant sound of low heels clicked against the hardwood floor. Grandmother Eleanor stepped into the foyer. Her silver </w:t>
+      </w:r>
+      <w:r>
+        <w:lastRenderedPageBreak/>
+        <w:t xml:space="preserve">hair was pulled back immaculately, and her sharp aristocratic features were set in absolute, cold authority. She had heard the digitized voice echoing through the house. </w:t>
       </w:r>
     </w:p>
     <w:p>
@@ -5145,15 +5100,7 @@
     </w:p>
     <w:p>
       <w:r>
-        <w:t xml:space="preserve">It was addressed directly to Eleanor </w:t>
-      </w:r>
-      <w:proofErr w:type="spellStart"/>
-      <w:r>
-        <w:t>Whitmore</w:t>
-      </w:r>
-      <w:proofErr w:type="spellEnd"/>
-      <w:r>
-        <w:t xml:space="preserve">. </w:t>
+        <w:t xml:space="preserve">It was addressed directly to Eleanor Whitmore. </w:t>
       </w:r>
     </w:p>
     <w:p>
@@ -5173,15 +5120,7 @@
     </w:p>
     <w:p>
       <w:r>
-        <w:t xml:space="preserve">Second was a glossy, </w:t>
-      </w:r>
-      <w:proofErr w:type="spellStart"/>
-      <w:r>
-        <w:t>tri-fold</w:t>
-      </w:r>
-      <w:proofErr w:type="spellEnd"/>
-      <w:r>
-        <w:t xml:space="preserve"> brochure detailing the Math and Science Academy at Ocean Lakes High School.</w:t>
+        <w:t>Second was a glossy, tri-fold brochure detailing the Math and Science Academy at Ocean Lakes High School.</w:t>
       </w:r>
     </w:p>
     <w:p>
@@ -5206,6 +5145,7 @@
     </w:p>
     <w:p>
       <w:r>
+        <w:lastRenderedPageBreak/>
         <w:t>It sounded like a recruitment pitch for a defense contractor, not a high school. Academically, it was a staggering amount of resources.</w:t>
       </w:r>
     </w:p>
@@ -5279,15 +5219,8 @@
     </w:p>
     <w:p>
       <w:r>
-        <w:t xml:space="preserve">At the bottom of the page, she signed her name—Eleanor </w:t>
-      </w:r>
-      <w:proofErr w:type="spellStart"/>
-      <w:r>
-        <w:t>Whitmore</w:t>
-      </w:r>
-      <w:proofErr w:type="spellEnd"/>
-      <w:r>
-        <w:t xml:space="preserve">—in sharp, flawless cursive. By reclaiming her maiden name years ago, she had severed all ties to our abusive past, and her signature carried the absolute legal weight of our family's safety. </w:t>
+        <w:lastRenderedPageBreak/>
+        <w:t xml:space="preserve">At the bottom of the page, she signed her name—Eleanor Whitmore—in sharp, flawless cursive. By reclaiming her maiden name years ago, she had severed all ties to our abusive past, and her signature carried the absolute legal weight of our family's safety. </w:t>
       </w:r>
     </w:p>
     <w:p>
@@ -5338,15 +5271,7 @@
     </w:p>
     <w:p>
       <w:r>
-        <w:t>"</w:t>
-      </w:r>
-      <w:proofErr w:type="spellStart"/>
-      <w:r>
-        <w:t>Whitmore</w:t>
-      </w:r>
-      <w:proofErr w:type="spellEnd"/>
-      <w:r>
-        <w:t xml:space="preserve"> residence. Abigail speaking."</w:t>
+        <w:t>"Whitmore residence. Abigail speaking."</w:t>
       </w:r>
     </w:p>
     <w:p>
@@ -5366,6 +5291,7 @@
     </w:p>
     <w:p>
       <w:r>
+        <w:lastRenderedPageBreak/>
         <w:t xml:space="preserve">Abbey’s jaw tightened. "My grandmother is unavailable. However, my sister Sarah and I hold joint and several guardianship over Toby, alongside Eleanor. That means I possess the full, unilateral legal authority to make educational and medical decisions on his behalf. You are speaking to the correct person. The answer is no." </w:t>
       </w:r>
     </w:p>
@@ -5427,6 +5353,7 @@
     </w:p>
     <w:p>
       <w:r>
+        <w:lastRenderedPageBreak/>
         <w:t>I sat in my manual wheelchair right beside the front security desk. Mrs. Higgins stood quietly beside me, her tote bag over her shoulder, waiting to officially hand off my custody.</w:t>
       </w:r>
     </w:p>
@@ -5502,6 +5429,7 @@
     </w:p>
     <w:p>
       <w:r>
+        <w:lastRenderedPageBreak/>
         <w:t>When we entered the guidance office, the secretary behind the reception desk looked up. Her eyes widened slightly as she took in Eleanor's cold gaze, backed by the imposing mass of the twins taking up most of the available floor space.</w:t>
       </w:r>
     </w:p>
@@ -5560,6 +5488,7 @@
         <w:pStyle w:val="Heading3"/>
       </w:pPr>
       <w:r>
+        <w:lastRenderedPageBreak/>
         <w:t>Part 2: The Gridlock Ultimatum – 3:11 PM</w:t>
       </w:r>
     </w:p>
@@ -5605,15 +5534,7 @@
     </w:p>
     <w:p>
       <w:r>
-        <w:t xml:space="preserve">"Mrs. </w:t>
-      </w:r>
-      <w:proofErr w:type="spellStart"/>
-      <w:r>
-        <w:t>Whitmore</w:t>
-      </w:r>
-      <w:proofErr w:type="spellEnd"/>
-      <w:r>
-        <w:t>!" Dr. Wallace said, his voice completely abandoning its polished, administrative tone. The bureaucratic panic was fully setting in. "I apologize for the miscommunication. But please, listen to reason. It is 3:12 PM. The 15:00 shift change at NAS Oceana just let out. Westbound Dam Neck Road on the approach to SR-410 is an absolute parking lot right now."</w:t>
+        <w:t>"Mrs. Whitmore!" Dr. Wallace said, his voice completely abandoning its polished, administrative tone. The bureaucratic panic was fully setting in. "I apologize for the miscommunication. But please, listen to reason. It is 3:12 PM. The 15:00 shift change at NAS Oceana just let out. Westbound Dam Neck Road on the approach to SR-410 is an absolute parking lot right now."</w:t>
       </w:r>
     </w:p>
     <w:p>
@@ -5628,6 +5549,7 @@
     </w:p>
     <w:p>
       <w:r>
+        <w:lastRenderedPageBreak/>
         <w:t>I looked up at Sarah. She slowly raised her left arm, pulling back the sleeve of her navy t-shirt to look at her heavy, utilitarian wristwatch. She didn't say a word. She just locked eyes with the guidance secretary and tapped the glass face of the watch once.</w:t>
       </w:r>
     </w:p>
@@ -5736,6 +5658,7 @@
           <w:b/>
           <w:bCs/>
         </w:rPr>
+        <w:lastRenderedPageBreak/>
         <w:t>Locker Assignment:</w:t>
       </w:r>
       <w:r>
@@ -5854,6 +5777,7 @@
     </w:p>
     <w:p>
       <w:r>
+        <w:lastRenderedPageBreak/>
         <w:t>I hit the activation button. The digitized, synthesized voice cut through the room with absolute mathematical precision.</w:t>
       </w:r>
     </w:p>
@@ -5942,6 +5866,7 @@
     </w:p>
     <w:p>
       <w:r>
+        <w:lastRenderedPageBreak/>
         <w:t>Right at the edge of the campus boundary, bolted to the concrete where the school's sidewalk met the city's curb, sat a heavy-steel, blue United States Postal Service collection box.</w:t>
       </w:r>
     </w:p>
@@ -6002,6 +5927,7 @@
     </w:p>
     <w:p>
       <w:r>
+        <w:lastRenderedPageBreak/>
         <w:t>The heavy metal door clanged shut with a loud, definitive scrape, echoing slightly down Simon Street. The district's fate was sealed, and the trap was permanently dismantled.</w:t>
       </w:r>
     </w:p>
@@ -6089,15 +6015,8 @@
     </w:p>
     <w:p>
       <w:r>
-        <w:t xml:space="preserve">We approached the sweeping front desk. The attendant, a lanky guy whose </w:t>
-      </w:r>
-      <w:proofErr w:type="spellStart"/>
-      <w:r>
-        <w:t>nametag</w:t>
-      </w:r>
-      <w:proofErr w:type="spellEnd"/>
-      <w:r>
-        <w:t xml:space="preserve"> read </w:t>
+        <w:lastRenderedPageBreak/>
+        <w:t xml:space="preserve">We approached the sweeping front desk. The attendant, a lanky guy whose nametag read </w:t>
       </w:r>
       <w:r>
         <w:rPr>
@@ -6157,6 +6076,7 @@
     </w:p>
     <w:p>
       <w:r>
+        <w:lastRenderedPageBreak/>
         <w:t>"If a tour is the mandatory prerequisite for the transaction," Sarah finally said, stepping to the side and gesturing for Samantha to push my chair forward, "then we will walk the floor. Please lead the way."</w:t>
       </w:r>
     </w:p>
@@ -6167,15 +6087,7 @@
     </w:p>
     <w:p>
       <w:r>
-        <w:t xml:space="preserve">Samantha pushed me along the padded rubber flooring as Jason pointed out the cardio decks and the machine circuits. I watched my cousins scan the environment. They weren't looking at the neon motivational signs; they were evaluating the spatial load and the </w:t>
-      </w:r>
-      <w:proofErr w:type="spellStart"/>
-      <w:r>
-        <w:t>sightlines</w:t>
-      </w:r>
-      <w:proofErr w:type="spellEnd"/>
-      <w:r>
-        <w:t>.</w:t>
+        <w:t>Samantha pushed me along the padded rubber flooring as Jason pointed out the cardio decks and the machine circuits. I watched my cousins scan the environment. They weren't looking at the neon motivational signs; they were evaluating the spatial load and the sightlines.</w:t>
       </w:r>
     </w:p>
     <w:p>
@@ -6239,6 +6151,7 @@
     </w:p>
     <w:p>
       <w:r>
+        <w:lastRenderedPageBreak/>
         <w:t>"Hey, boss," Jason said cheerfully, not looking up from the screen. "Got four new VIPs signing up today."</w:t>
       </w:r>
     </w:p>
@@ -6299,6 +6212,7 @@
     </w:p>
     <w:p>
       <w:r>
+        <w:lastRenderedPageBreak/>
         <w:t>My hands flew to my ears, but it didn't help. The siren vibrated in my teeth. The red strobes seared through my eyelids even when I squeezed them shut. My brain completely overloaded.</w:t>
       </w:r>
     </w:p>
@@ -6359,6 +6273,7 @@
     </w:p>
     <w:p>
       <w:r>
+        <w:lastRenderedPageBreak/>
         <w:t>But then, amidst the shrieking klaxon, Sarah’s eyes flicked to Abbey. A single, silent exchange. The tactician calculating the collateral damage of a demolished room versus my immediate, critical safety.</w:t>
       </w:r>
     </w:p>
